--- a/paper/AgriBot_Journal_Paper.docx
+++ b/paper/AgriBot_Journal_Paper.docx
@@ -7559,7 +7559,7 @@
           <w:sz w:val="20"/>
           <w:szCs w:val="20"/>
         </w:rPr>
-        <w:t xml:space="preserve">A low-cost legged monitoring platform was built from a printed quadruped chassis, two microcontroller sensing nodes and a laptop dashboard. The sensing payload works end to end, and a vegetation gate stops the classifier from reporting diseases in frames without leaves. A physics model with realistic servo limits showed that the robot can survey crop rows autonomously once its footholds account for a 12 mm rearward centre-of-mass offset, and that MG996R servos cap its trot near 0.18 m/s. On the printed robot the servos move the legs and hold a stance, but with too little torque reserve to step. Future work will give the servos a dedicated supply, apply the centre-of-mass correction and a lower stance to demonstrate walking on the physical robot, wire the ultrasonic sensors, act on readings through a relay-driven irrigation output, evaluate the classifier on field images, and compensate for the gas sensor's response lag.</w:t>
+        <w:t xml:space="preserve">A low-cost legged monitoring platform was built from a printed quadruped chassis, two microcontroller sensing nodes and a laptop dashboard. The sensing payload works end to end, and a vegetation gate stops the classifier from reporting diseases in frames without leaves. A physics model with realistic servo limits showed that the robot can survey crop rows autonomously once its footholds account for a 12 mm rearward centre-of-mass offset, and that MG996R servos cap its trot near 0.18 m/s. On the printed robot the servos move the legs and hold a stance, but with too little torque reserve to step. Future work will give the servos a dedicated supply, apply the centre-of-mass correction and a taller stance with straighter legs to demonstrate walking on the physical robot, wire the ultrasonic sensors, act on readings through a relay-driven irrigation output, evaluate the classifier on field images, and compensate for the gas sensor's response lag.</w:t>
       </w:r>
     </w:p>
     <w:p>
